--- a/reports/2026-09-25_session_report.docx
+++ b/reports/2026-09-25_session_report.docx
@@ -43,7 +43,7 @@
           <w:sz w:val="18"/>
           <w:szCs w:val="18"/>
         </w:rPr>
-        <w:t xml:space="preserve">24-25 September 2026  |  Repository AbdullahKurdi-1/ENYGF, branch claude/nuclear-ai-conference-proposal-5tz4xk</w:t>
+        <w:t xml:space="preserve">24-25 September 2026 (updated with the sparse-data test)  |  Repository AbdullahKurdi-1/ENYGF, branch claude/nuclear-ai-conference-proposal-5tz4xk</w:t>
       </w:r>
     </w:p>
     <w:p>
@@ -700,6 +700,276 @@
       </w:r>
       <w:r>
         <w:t xml:space="preserve">Correct and identical to the extractor output. Liquid-metal iso-T matches the DNS (+2%); Pr 1-2 iso-T are 13-14% low; iso-flux 30-45% low because the gap wall runs hot. This is the RANS model's error; the PINN can only reproduce the CFD column.</w:t>
+      </w:r>
+    </w:p>
+    <w:p>
+      <w:pPr>
+        <w:pBdr>
+          <w:left w:val="single" w:color="2E5395" w:sz="18" w:space="6"/>
+        </w:pBdr>
+        <w:shd w:fill="EAF1FB" w:color="auto" w:val="clear"/>
+        <w:spacing w:after="60" w:before="60"/>
+        <w:ind w:left="120"/>
+      </w:pPr>
+      <w:r>
+        <w:rPr>
+          <w:b/>
+          <w:bCs/>
+          <w:color w:val="2E5395"/>
+        </w:rPr>
+        <w:t xml:space="preserve">Question: </w:t>
+      </w:r>
+      <w:r>
+        <w:rPr>
+          <w:i/>
+          <w:iCs/>
+        </w:rPr>
+        <w:t xml:space="preserve">Where is the PINN in the notebook / code?</w:t>
+      </w:r>
+    </w:p>
+    <w:p>
+      <w:pPr>
+        <w:pBdr>
+          <w:left w:val="single" w:color="8EA9C1" w:sz="18" w:space="6"/>
+        </w:pBdr>
+        <w:shd w:fill="F6F8FA" w:color="auto" w:val="clear"/>
+        <w:spacing w:after="60" w:before="60"/>
+        <w:ind w:left="120"/>
+      </w:pPr>
+      <w:r>
+        <w:rPr>
+          <w:b/>
+          <w:bCs/>
+        </w:rPr>
+        <w:t xml:space="preserve">Answer: </w:t>
+      </w:r>
+      <w:r>
+        <w:t xml:space="preserve">The notebook calls it in two lines (Step 3 train, Step 5 evaluate). The network is ml/src/model.py (RodBundlePINN); the physics is ml/src/physics.py - automatic differentiation (grad) builds the momentum and energy equation residuals (momentum_residual, energy_residual); ml/src/train.py adds those residuals to the data loss in phase 2.</w:t>
+      </w:r>
+    </w:p>
+    <w:p>
+      <w:pPr>
+        <w:pBdr>
+          <w:left w:val="single" w:color="2E5395" w:sz="18" w:space="6"/>
+        </w:pBdr>
+        <w:shd w:fill="EAF1FB" w:color="auto" w:val="clear"/>
+        <w:spacing w:after="60" w:before="60"/>
+        <w:ind w:left="120"/>
+      </w:pPr>
+      <w:r>
+        <w:rPr>
+          <w:b/>
+          <w:bCs/>
+          <w:color w:val="2E5395"/>
+        </w:rPr>
+        <w:t xml:space="preserve">Question: </w:t>
+      </w:r>
+      <w:r>
+        <w:rPr>
+          <w:i/>
+          <w:iCs/>
+        </w:rPr>
+        <w:t xml:space="preserve">You changed the viscosity between runs - are you hard-coding data or trying viscosities?</w:t>
+      </w:r>
+    </w:p>
+    <w:p>
+      <w:pPr>
+        <w:pBdr>
+          <w:left w:val="single" w:color="8EA9C1" w:sz="18" w:space="6"/>
+        </w:pBdr>
+        <w:shd w:fill="F6F8FA" w:color="auto" w:val="clear"/>
+        <w:spacing w:after="60" w:before="60"/>
+        <w:ind w:left="120"/>
+      </w:pPr>
+      <w:r>
+        <w:rPr>
+          <w:b/>
+          <w:bCs/>
+        </w:rPr>
+        <w:t xml:space="preserve">Answer: </w:t>
+      </w:r>
+      <w:r>
+        <w:t xml:space="preserve">Neither. nu is an input that defines the fluid; it was changed once, for a definitional reason (the DNS defines Re with Dh = 0.0712 m), and no other value was tried. The change did not systematically move results toward the DNS (u_tau moved away; Pr 0.025 Nu now overshoots). ML settings were tuned only against CFD data; the DNS is never used in training. Report the old nu as a sensitivity case.</w:t>
+      </w:r>
+    </w:p>
+    <w:p>
+      <w:pPr>
+        <w:pBdr>
+          <w:left w:val="single" w:color="2E5395" w:sz="18" w:space="6"/>
+        </w:pBdr>
+        <w:shd w:fill="EAF1FB" w:color="auto" w:val="clear"/>
+        <w:spacing w:after="60" w:before="60"/>
+        <w:ind w:left="120"/>
+      </w:pPr>
+      <w:r>
+        <w:rPr>
+          <w:b/>
+          <w:bCs/>
+          <w:color w:val="2E5395"/>
+        </w:rPr>
+        <w:t xml:space="preserve">Question: </w:t>
+      </w:r>
+      <w:r>
+        <w:rPr>
+          <w:i/>
+          <w:iCs/>
+        </w:rPr>
+        <w:t xml:space="preserve">How can we get closer to the DNS in OpenFOAM - a stronger machine?</w:t>
+      </w:r>
+    </w:p>
+    <w:p>
+      <w:pPr>
+        <w:pBdr>
+          <w:left w:val="single" w:color="8EA9C1" w:sz="18" w:space="6"/>
+        </w:pBdr>
+        <w:shd w:fill="F6F8FA" w:color="auto" w:val="clear"/>
+        <w:spacing w:after="60" w:before="60"/>
+        <w:ind w:left="120"/>
+      </w:pPr>
+      <w:r>
+        <w:rPr>
+          <w:b/>
+          <w:bCs/>
+        </w:rPr>
+        <w:t xml:space="preserve">Answer: </w:t>
+      </w:r>
+      <w:r>
+        <w:t xml:space="preserve">A stronger machine alone does not help: the gap error comes from the steady solver, the symmetry plane through the gap and the k-omega SST model, not from resolution. Options in order of cost: mesh refinement (needed anyway), a Reynolds-stress model, URANS on a larger 3D domain (lab workstation, days), LES (cluster). Recommendation: keep RANS-vs-DNS as a finding.</w:t>
+      </w:r>
+    </w:p>
+    <w:p>
+      <w:pPr>
+        <w:pBdr>
+          <w:left w:val="single" w:color="2E5395" w:sz="18" w:space="6"/>
+        </w:pBdr>
+        <w:shd w:fill="EAF1FB" w:color="auto" w:val="clear"/>
+        <w:spacing w:after="60" w:before="60"/>
+        <w:ind w:left="120"/>
+      </w:pPr>
+      <w:r>
+        <w:rPr>
+          <w:b/>
+          <w:bCs/>
+          <w:color w:val="2E5395"/>
+        </w:rPr>
+        <w:t xml:space="preserve">Question: </w:t>
+      </w:r>
+      <w:r>
+        <w:rPr>
+          <w:i/>
+          <w:iCs/>
+        </w:rPr>
+        <w:t xml:space="preserve">Is training the PINN on data points a good idea, or does it kill the purpose?</w:t>
+      </w:r>
+    </w:p>
+    <w:p>
+      <w:pPr>
+        <w:pBdr>
+          <w:left w:val="single" w:color="8EA9C1" w:sz="18" w:space="6"/>
+        </w:pBdr>
+        <w:shd w:fill="F6F8FA" w:color="auto" w:val="clear"/>
+        <w:spacing w:after="60" w:before="60"/>
+        <w:ind w:left="120"/>
+      </w:pPr>
+      <w:r>
+        <w:rPr>
+          <w:b/>
+          <w:bCs/>
+        </w:rPr>
+        <w:t xml:space="preserve">Answer: </w:t>
+      </w:r>
+      <w:r>
+        <w:t xml:space="preserve">Some data is unavoidable (nu_t is not governed by any equation inside the PINN), but training on every cell makes it mostly a fit. The purpose becomes the question 'how little data does it need?' - the sparse-data experiment, which mirrors a reactor's sparse instrumentation. DNS data stays evaluation-only.</w:t>
+      </w:r>
+    </w:p>
+    <w:p>
+      <w:pPr>
+        <w:pBdr>
+          <w:left w:val="single" w:color="2E5395" w:sz="18" w:space="6"/>
+        </w:pBdr>
+        <w:shd w:fill="EAF1FB" w:color="auto" w:val="clear"/>
+        <w:spacing w:after="60" w:before="60"/>
+        <w:ind w:left="120"/>
+      </w:pPr>
+      <w:r>
+        <w:rPr>
+          <w:b/>
+          <w:bCs/>
+          <w:color w:val="2E5395"/>
+        </w:rPr>
+        <w:t xml:space="preserve">Question: </w:t>
+      </w:r>
+      <w:r>
+        <w:rPr>
+          <w:i/>
+          <w:iCs/>
+        </w:rPr>
+        <w:t xml:space="preserve">Save the recommendation; can we add XAI to solve the black-box problem?</w:t>
+      </w:r>
+    </w:p>
+    <w:p>
+      <w:pPr>
+        <w:pBdr>
+          <w:left w:val="single" w:color="8EA9C1" w:sz="18" w:space="6"/>
+        </w:pBdr>
+        <w:shd w:fill="F6F8FA" w:color="auto" w:val="clear"/>
+        <w:spacing w:after="60" w:before="60"/>
+        <w:ind w:left="120"/>
+      </w:pPr>
+      <w:r>
+        <w:rPr>
+          <w:b/>
+          <w:bCs/>
+        </w:rPr>
+        <w:t xml:space="preserve">Answer: </w:t>
+      </w:r>
+      <w:r>
+        <w:t xml:space="preserve">Saved as docs/research_plan.md. Standard XAI (SHAP, LIME) has little meaning when the inputs are coordinates. Meaningful, physics-based explanations: residual maps (where not to trust the model), energy-budget split (conduction vs turbulence), sensor importance (where thermocouples matter most), optional uncertainty via an ensemble.</w:t>
+      </w:r>
+    </w:p>
+    <w:p>
+      <w:pPr>
+        <w:pBdr>
+          <w:left w:val="single" w:color="2E5395" w:sz="18" w:space="6"/>
+        </w:pBdr>
+        <w:shd w:fill="EAF1FB" w:color="auto" w:val="clear"/>
+        <w:spacing w:after="60" w:before="60"/>
+        <w:ind w:left="120"/>
+      </w:pPr>
+      <w:r>
+        <w:rPr>
+          <w:b/>
+          <w:bCs/>
+          <w:color w:val="2E5395"/>
+        </w:rPr>
+        <w:t xml:space="preserve">Question: </w:t>
+      </w:r>
+      <w:r>
+        <w:rPr>
+          <w:i/>
+          <w:iCs/>
+        </w:rPr>
+        <w:t xml:space="preserve">Now test the sparse data and whether it works.</w:t>
+      </w:r>
+    </w:p>
+    <w:p>
+      <w:pPr>
+        <w:pBdr>
+          <w:left w:val="single" w:color="8EA9C1" w:sz="18" w:space="6"/>
+        </w:pBdr>
+        <w:shd w:fill="F6F8FA" w:color="auto" w:val="clear"/>
+        <w:spacing w:after="60" w:before="60"/>
+        <w:ind w:left="120"/>
+      </w:pPr>
+      <w:r>
+        <w:rPr>
+          <w:b/>
+          <w:bCs/>
+        </w:rPr>
+        <w:t xml:space="preserve">Answer: </w:t>
+      </w:r>
+      <w:r>
+        <w:t xml:space="preserve">Done on the test copy (Section 5.5). It works in the sparse regime: at 1% of the data the PINN beats the plain network in all three seeds (worst Nu error 5% vs 18% on average). With dense data the plain network is more accurate, which corrected an earlier claim of mine.</w:t>
       </w:r>
     </w:p>
     <w:p>
@@ -1189,7 +1459,7 @@
                 <w:sz w:val="18"/>
                 <w:szCs w:val="18"/>
               </w:rPr>
-              <w:t xml:space="preserve">Collapse gone. The physics phase is essential: without it dp/dz is 36% off and iso-flux Nu is meaningless.</w:t>
+              <w:t xml:space="preserve">Temperature collapse gone (see 5.5 for what the physics adds).</w:t>
             </w:r>
           </w:p>
         </w:tc>
@@ -1910,6 +2180,276 @@
                 <w:szCs w:val="18"/>
               </w:rPr>
               <w:t xml:space="preserve">Extraction works on your machine; identical results to the value-based path.</w:t>
+            </w:r>
+          </w:p>
+        </w:tc>
+      </w:tr>
+      <w:tr>
+        <w:tc>
+          <w:tcPr>
+            <w:tcW w:type="dxa" w:w="900"/>
+            <w:tcMar>
+              <w:top w:type="dxa" w:w="50"/>
+              <w:left w:type="dxa" w:w="90"/>
+              <w:bottom w:type="dxa" w:w="50"/>
+              <w:right w:type="dxa" w:w="90"/>
+            </w:tcMar>
+          </w:tcPr>
+          <w:p>
+            <w:r>
+              <w:rPr>
+                <w:b w:val="false"/>
+                <w:bCs w:val="false"/>
+                <w:sz w:val="18"/>
+                <w:szCs w:val="18"/>
+              </w:rPr>
+              <w:t xml:space="preserve">later</w:t>
+            </w:r>
+          </w:p>
+        </w:tc>
+        <w:tc>
+          <w:tcPr>
+            <w:tcW w:type="dxa" w:w="3300"/>
+            <w:tcMar>
+              <w:top w:type="dxa" w:w="50"/>
+              <w:left w:type="dxa" w:w="90"/>
+              <w:bottom w:type="dxa" w:w="50"/>
+              <w:right w:type="dxa" w:w="90"/>
+            </w:tcMar>
+          </w:tcPr>
+          <w:p>
+            <w:r>
+              <w:rPr>
+                <w:b w:val="false"/>
+                <w:bCs w:val="false"/>
+                <w:sz w:val="18"/>
+                <w:szCs w:val="18"/>
+              </w:rPr>
+              <w:t xml:space="preserve">Added docs/research_plan.md (sparse-data PINN + physics-based explainability).</w:t>
+            </w:r>
+          </w:p>
+        </w:tc>
+        <w:tc>
+          <w:tcPr>
+            <w:tcW w:type="dxa" w:w="2580"/>
+            <w:tcMar>
+              <w:top w:type="dxa" w:w="50"/>
+              <w:left w:type="dxa" w:w="90"/>
+              <w:bottom w:type="dxa" w:w="50"/>
+              <w:right w:type="dxa" w:w="90"/>
+            </w:tcMar>
+          </w:tcPr>
+          <w:p>
+            <w:r>
+              <w:rPr>
+                <w:b w:val="false"/>
+                <w:bCs w:val="false"/>
+                <w:sz w:val="18"/>
+                <w:szCs w:val="18"/>
+              </w:rPr>
+              <w:t xml:space="preserve">You chose to pursue the sparse-data research question.</w:t>
+            </w:r>
+          </w:p>
+        </w:tc>
+        <w:tc>
+          <w:tcPr>
+            <w:tcW w:type="dxa" w:w="2580"/>
+            <w:tcMar>
+              <w:top w:type="dxa" w:w="50"/>
+              <w:left w:type="dxa" w:w="90"/>
+              <w:bottom w:type="dxa" w:w="50"/>
+              <w:right w:type="dxa" w:w="90"/>
+            </w:tcMar>
+          </w:tcPr>
+          <w:p>
+            <w:r>
+              <w:rPr>
+                <w:b w:val="false"/>
+                <w:bCs w:val="false"/>
+                <w:sz w:val="18"/>
+                <w:szCs w:val="18"/>
+              </w:rPr>
+              <w:t xml:space="preserve">Agreed plan, rules and order of work saved in the repo.</w:t>
+            </w:r>
+          </w:p>
+        </w:tc>
+      </w:tr>
+      <w:tr>
+        <w:tc>
+          <w:tcPr>
+            <w:tcW w:type="dxa" w:w="900"/>
+            <w:tcMar>
+              <w:top w:type="dxa" w:w="50"/>
+              <w:left w:type="dxa" w:w="90"/>
+              <w:bottom w:type="dxa" w:w="50"/>
+              <w:right w:type="dxa" w:w="90"/>
+            </w:tcMar>
+          </w:tcPr>
+          <w:p>
+            <w:r>
+              <w:rPr>
+                <w:b w:val="false"/>
+                <w:bCs w:val="false"/>
+                <w:sz w:val="18"/>
+                <w:szCs w:val="18"/>
+              </w:rPr>
+              <w:t xml:space="preserve">later</w:t>
+            </w:r>
+          </w:p>
+        </w:tc>
+        <w:tc>
+          <w:tcPr>
+            <w:tcW w:type="dxa" w:w="3300"/>
+            <w:tcMar>
+              <w:top w:type="dxa" w:w="50"/>
+              <w:left w:type="dxa" w:w="90"/>
+              <w:bottom w:type="dxa" w:w="50"/>
+              <w:right w:type="dxa" w:w="90"/>
+            </w:tcMar>
+          </w:tcPr>
+          <w:p>
+            <w:r>
+              <w:rPr>
+                <w:b w:val="false"/>
+                <w:bCs w:val="false"/>
+                <w:sz w:val="18"/>
+                <w:szCs w:val="18"/>
+              </w:rPr>
+              <w:t xml:space="preserve">Sparse-data options: data_fraction, data_source = lines, use_physics = false (plain NN); src/experiments.py; notebook Step 6.</w:t>
+            </w:r>
+          </w:p>
+        </w:tc>
+        <w:tc>
+          <w:tcPr>
+            <w:tcW w:type="dxa" w:w="2580"/>
+            <w:tcMar>
+              <w:top w:type="dxa" w:w="50"/>
+              <w:left w:type="dxa" w:w="90"/>
+              <w:bottom w:type="dxa" w:w="50"/>
+              <w:right w:type="dxa" w:w="90"/>
+            </w:tcMar>
+          </w:tcPr>
+          <w:p>
+            <w:r>
+              <w:rPr>
+                <w:b w:val="false"/>
+                <w:bCs w:val="false"/>
+                <w:sz w:val="18"/>
+                <w:szCs w:val="18"/>
+              </w:rPr>
+              <w:t xml:space="preserve">Needed to test whether the physics helps when data is scarce.</w:t>
+            </w:r>
+          </w:p>
+        </w:tc>
+        <w:tc>
+          <w:tcPr>
+            <w:tcW w:type="dxa" w:w="2580"/>
+            <w:tcMar>
+              <w:top w:type="dxa" w:w="50"/>
+              <w:left w:type="dxa" w:w="90"/>
+              <w:bottom w:type="dxa" w:w="50"/>
+              <w:right w:type="dxa" w:w="90"/>
+            </w:tcMar>
+          </w:tcPr>
+          <w:p>
+            <w:r>
+              <w:rPr>
+                <w:b w:val="false"/>
+                <w:bCs w:val="false"/>
+                <w:sz w:val="18"/>
+                <w:szCs w:val="18"/>
+              </w:rPr>
+              <w:t xml:space="preserve">Results in Section 5.5.</w:t>
+            </w:r>
+          </w:p>
+        </w:tc>
+      </w:tr>
+      <w:tr>
+        <w:tc>
+          <w:tcPr>
+            <w:tcW w:type="dxa" w:w="900"/>
+            <w:tcMar>
+              <w:top w:type="dxa" w:w="50"/>
+              <w:left w:type="dxa" w:w="90"/>
+              <w:bottom w:type="dxa" w:w="50"/>
+              <w:right w:type="dxa" w:w="90"/>
+            </w:tcMar>
+          </w:tcPr>
+          <w:p>
+            <w:r>
+              <w:rPr>
+                <w:b w:val="false"/>
+                <w:bCs w:val="false"/>
+                <w:sz w:val="18"/>
+                <w:szCs w:val="18"/>
+              </w:rPr>
+              <w:t xml:space="preserve">later</w:t>
+            </w:r>
+          </w:p>
+        </w:tc>
+        <w:tc>
+          <w:tcPr>
+            <w:tcW w:type="dxa" w:w="3300"/>
+            <w:tcMar>
+              <w:top w:type="dxa" w:w="50"/>
+              <w:left w:type="dxa" w:w="90"/>
+              <w:bottom w:type="dxa" w:w="50"/>
+              <w:right w:type="dxa" w:w="90"/>
+            </w:tcMar>
+          </w:tcPr>
+          <w:p>
+            <w:r>
+              <w:rPr>
+                <w:b w:val="false"/>
+                <w:bCs w:val="false"/>
+                <w:sz w:val="18"/>
+                <w:szCs w:val="18"/>
+              </w:rPr>
+              <w:t xml:space="preserve">Fairer metrics: iso-flux Nu uses the imposed flux q (as the DNS defines it); dp/dz compared via each network's wall shear; temperature scales from training data only.</w:t>
+            </w:r>
+          </w:p>
+        </w:tc>
+        <w:tc>
+          <w:tcPr>
+            <w:tcW w:type="dxa" w:w="2580"/>
+            <w:tcMar>
+              <w:top w:type="dxa" w:w="50"/>
+              <w:left w:type="dxa" w:w="90"/>
+              <w:bottom w:type="dxa" w:w="50"/>
+              <w:right w:type="dxa" w:w="90"/>
+            </w:tcMar>
+          </w:tcPr>
+          <w:p>
+            <w:r>
+              <w:rPr>
+                <w:b w:val="false"/>
+                <w:bCs w:val="false"/>
+                <w:sz w:val="18"/>
+                <w:szCs w:val="18"/>
+              </w:rPr>
+              <w:t xml:space="preserve">The earlier data-only comparison was unfair to the plain network.</w:t>
+            </w:r>
+          </w:p>
+        </w:tc>
+        <w:tc>
+          <w:tcPr>
+            <w:tcW w:type="dxa" w:w="2580"/>
+            <w:tcMar>
+              <w:top w:type="dxa" w:w="50"/>
+              <w:left w:type="dxa" w:w="90"/>
+              <w:bottom w:type="dxa" w:w="50"/>
+              <w:right w:type="dxa" w:w="90"/>
+            </w:tcMar>
+          </w:tcPr>
+          <w:p>
+            <w:r>
+              <w:rPr>
+                <w:b w:val="false"/>
+                <w:bCs w:val="false"/>
+                <w:sz w:val="18"/>
+                <w:szCs w:val="18"/>
+              </w:rPr>
+              <w:t xml:space="preserve">Corrected the claim that physics is essential with dense data (Section 5.5).</w:t>
             </w:r>
           </w:p>
         </w:tc>
@@ -5830,7 +6370,7 @@
                 <w:sz w:val="18"/>
                 <w:szCs w:val="18"/>
               </w:rPr>
-              <w:t xml:space="preserve">iso-flux negative</w:t>
+              <w:t xml:space="preserve">iso-flux negative (unfair metric, see 5.5)</w:t>
             </w:r>
           </w:p>
         </w:tc>
@@ -5852,7 +6392,7 @@
                 <w:sz w:val="18"/>
                 <w:szCs w:val="18"/>
               </w:rPr>
-              <w:t xml:space="preserve">0.117</w:t>
+              <w:t xml:space="preserve">0.117 (untrained parameter)</w:t>
             </w:r>
           </w:p>
         </w:tc>
@@ -6149,7 +6689,7 @@
         <w:t xml:space="preserve">Key lessons for the methodology section: </w:t>
       </w:r>
       <w:r>
-        <w:t xml:space="preserve">(1) the physics phase is what makes the pressure gradient and iso-flux results right - data alone cannot; (2) high-frequency input features must be avoided when the loss contains second derivatives; (3) the PDE must be introduced after the data fit, not from a random start; (4) stronger physics weights lower the residuals but worsen the data fit - E6 is the balance.</w:t>
+        <w:t xml:space="preserve">(1) the physics phase makes the fields physically consistent; whether it also improves accuracy depends on how much data there is (Section 5.5); (2) high-frequency input features must be avoided when the loss contains second derivatives; (3) the PDE must be introduced after the data fit, not from a random start; (4) stronger physics weights lower the residuals but worsen the data fit - E6 is the balance.</w:t>
       </w:r>
     </w:p>
     <w:p>
@@ -6461,12 +7001,1273 @@
     </w:tbl>
     <w:p>
       <w:pPr>
-        <w:pStyle w:val="Heading1"/>
-        <w:spacing w:after="160" w:before="360"/>
-      </w:pPr>
-      <w:r>
-        <w:t xml:space="preserve">6. Honest limitations to state in the paper</w:t>
-      </w:r>
+        <w:pStyle w:val="Heading2"/>
+        <w:spacing w:after="120" w:before="260"/>
+      </w:pPr>
+      <w:r>
+        <w:t xml:space="preserve">5.5 Sparse-data test: does the physics help? (test copy)</w:t>
+      </w:r>
+    </w:p>
+    <w:p>
+      <w:pPr>
+        <w:spacing w:after="140"/>
+      </w:pPr>
+      <w:r>
+        <w:t xml:space="preserve">Same network trained with and without the physics terms on shrinking amounts of CFD data, all tested on the same 998 held-out cells. Nu error = worst |PINN/CFD - 1| over the six DNS cases. dp/dz from each network's wall shear (CFD 0.1822).</w:t>
+      </w:r>
+    </w:p>
+    <w:tbl>
+      <w:tblPr>
+        <w:tblW w:type="dxa" w:w="9360"/>
+        <w:tblBorders>
+          <w:top w:val="single" w:color="auto" w:sz="4"/>
+          <w:left w:val="single" w:color="auto" w:sz="4"/>
+          <w:bottom w:val="single" w:color="auto" w:sz="4"/>
+          <w:right w:val="single" w:color="auto" w:sz="4"/>
+          <w:insideH w:val="single" w:color="auto" w:sz="4"/>
+          <w:insideV w:val="single" w:color="auto" w:sz="4"/>
+        </w:tblBorders>
+      </w:tblPr>
+      <w:tblGrid>
+        <w:gridCol w:w="1500"/>
+        <w:gridCol w:w="1300"/>
+        <w:gridCol w:w="1400"/>
+        <w:gridCol w:w="1400"/>
+        <w:gridCol w:w="2360"/>
+        <w:gridCol w:w="1400"/>
+      </w:tblGrid>
+      <w:tr>
+        <w:trPr>
+          <w:tblHeader/>
+        </w:trPr>
+        <w:tc>
+          <w:tcPr>
+            <w:tcW w:type="dxa" w:w="1500"/>
+            <w:shd w:fill="DCE6F1" w:color="auto" w:val="clear"/>
+            <w:tcMar>
+              <w:top w:type="dxa" w:w="50"/>
+              <w:left w:type="dxa" w:w="90"/>
+              <w:bottom w:type="dxa" w:w="50"/>
+              <w:right w:type="dxa" w:w="90"/>
+            </w:tcMar>
+          </w:tcPr>
+          <w:p>
+            <w:r>
+              <w:rPr>
+                <w:b/>
+                <w:bCs/>
+                <w:sz w:val="18"/>
+                <w:szCs w:val="18"/>
+              </w:rPr>
+              <w:t xml:space="preserve">Training data</w:t>
+            </w:r>
+          </w:p>
+        </w:tc>
+        <w:tc>
+          <w:tcPr>
+            <w:tcW w:type="dxa" w:w="1300"/>
+            <w:shd w:fill="DCE6F1" w:color="auto" w:val="clear"/>
+            <w:tcMar>
+              <w:top w:type="dxa" w:w="50"/>
+              <w:left w:type="dxa" w:w="90"/>
+              <w:bottom w:type="dxa" w:w="50"/>
+              <w:right w:type="dxa" w:w="90"/>
+            </w:tcMar>
+          </w:tcPr>
+          <w:p>
+            <w:r>
+              <w:rPr>
+                <w:b/>
+                <w:bCs/>
+                <w:sz w:val="18"/>
+                <w:szCs w:val="18"/>
+              </w:rPr>
+              <w:t xml:space="preserve">Model</w:t>
+            </w:r>
+          </w:p>
+        </w:tc>
+        <w:tc>
+          <w:tcPr>
+            <w:tcW w:type="dxa" w:w="1400"/>
+            <w:shd w:fill="DCE6F1" w:color="auto" w:val="clear"/>
+            <w:tcMar>
+              <w:top w:type="dxa" w:w="50"/>
+              <w:left w:type="dxa" w:w="90"/>
+              <w:bottom w:type="dxa" w:w="50"/>
+              <w:right w:type="dxa" w:w="90"/>
+            </w:tcMar>
+          </w:tcPr>
+          <w:p>
+            <w:r>
+              <w:rPr>
+                <w:b/>
+                <w:bCs/>
+                <w:sz w:val="18"/>
+                <w:szCs w:val="18"/>
+              </w:rPr>
+              <w:t xml:space="preserve">Held-out w</w:t>
+            </w:r>
+          </w:p>
+        </w:tc>
+        <w:tc>
+          <w:tcPr>
+            <w:tcW w:type="dxa" w:w="1400"/>
+            <w:shd w:fill="DCE6F1" w:color="auto" w:val="clear"/>
+            <w:tcMar>
+              <w:top w:type="dxa" w:w="50"/>
+              <w:left w:type="dxa" w:w="90"/>
+              <w:bottom w:type="dxa" w:w="50"/>
+              <w:right w:type="dxa" w:w="90"/>
+            </w:tcMar>
+          </w:tcPr>
+          <w:p>
+            <w:r>
+              <w:rPr>
+                <w:b/>
+                <w:bCs/>
+                <w:sz w:val="18"/>
+                <w:szCs w:val="18"/>
+              </w:rPr>
+              <w:t xml:space="preserve">Held-out T</w:t>
+            </w:r>
+          </w:p>
+        </w:tc>
+        <w:tc>
+          <w:tcPr>
+            <w:tcW w:type="dxa" w:w="2360"/>
+            <w:shd w:fill="DCE6F1" w:color="auto" w:val="clear"/>
+            <w:tcMar>
+              <w:top w:type="dxa" w:w="50"/>
+              <w:left w:type="dxa" w:w="90"/>
+              <w:bottom w:type="dxa" w:w="50"/>
+              <w:right w:type="dxa" w:w="90"/>
+            </w:tcMar>
+          </w:tcPr>
+          <w:p>
+            <w:r>
+              <w:rPr>
+                <w:b/>
+                <w:bCs/>
+                <w:sz w:val="18"/>
+                <w:szCs w:val="18"/>
+              </w:rPr>
+              <w:t xml:space="preserve">Worst Nu error</w:t>
+            </w:r>
+          </w:p>
+        </w:tc>
+        <w:tc>
+          <w:tcPr>
+            <w:tcW w:type="dxa" w:w="1400"/>
+            <w:shd w:fill="DCE6F1" w:color="auto" w:val="clear"/>
+            <w:tcMar>
+              <w:top w:type="dxa" w:w="50"/>
+              <w:left w:type="dxa" w:w="90"/>
+              <w:bottom w:type="dxa" w:w="50"/>
+              <w:right w:type="dxa" w:w="90"/>
+            </w:tcMar>
+          </w:tcPr>
+          <w:p>
+            <w:r>
+              <w:rPr>
+                <w:b/>
+                <w:bCs/>
+                <w:sz w:val="18"/>
+                <w:szCs w:val="18"/>
+              </w:rPr>
+              <w:t xml:space="preserve">dp/dz</w:t>
+            </w:r>
+          </w:p>
+        </w:tc>
+      </w:tr>
+      <w:tr>
+        <w:tc>
+          <w:tcPr>
+            <w:tcW w:type="dxa" w:w="1500"/>
+            <w:tcMar>
+              <w:top w:type="dxa" w:w="50"/>
+              <w:left w:type="dxa" w:w="90"/>
+              <w:bottom w:type="dxa" w:w="50"/>
+              <w:right w:type="dxa" w:w="90"/>
+            </w:tcMar>
+          </w:tcPr>
+          <w:p>
+            <w:r>
+              <w:rPr>
+                <w:b w:val="false"/>
+                <w:bCs w:val="false"/>
+                <w:sz w:val="18"/>
+                <w:szCs w:val="18"/>
+              </w:rPr>
+              <w:t xml:space="preserve">100%</w:t>
+            </w:r>
+          </w:p>
+        </w:tc>
+        <w:tc>
+          <w:tcPr>
+            <w:tcW w:type="dxa" w:w="1300"/>
+            <w:tcMar>
+              <w:top w:type="dxa" w:w="50"/>
+              <w:left w:type="dxa" w:w="90"/>
+              <w:bottom w:type="dxa" w:w="50"/>
+              <w:right w:type="dxa" w:w="90"/>
+            </w:tcMar>
+          </w:tcPr>
+          <w:p>
+            <w:r>
+              <w:rPr>
+                <w:b w:val="false"/>
+                <w:bCs w:val="false"/>
+                <w:sz w:val="18"/>
+                <w:szCs w:val="18"/>
+              </w:rPr>
+              <w:t xml:space="preserve">PINN</w:t>
+            </w:r>
+          </w:p>
+        </w:tc>
+        <w:tc>
+          <w:tcPr>
+            <w:tcW w:type="dxa" w:w="1400"/>
+            <w:tcMar>
+              <w:top w:type="dxa" w:w="50"/>
+              <w:left w:type="dxa" w:w="90"/>
+              <w:bottom w:type="dxa" w:w="50"/>
+              <w:right w:type="dxa" w:w="90"/>
+            </w:tcMar>
+          </w:tcPr>
+          <w:p>
+            <w:r>
+              <w:rPr>
+                <w:b w:val="false"/>
+                <w:bCs w:val="false"/>
+                <w:sz w:val="18"/>
+                <w:szCs w:val="18"/>
+              </w:rPr>
+              <w:t xml:space="preserve">0.49%</w:t>
+            </w:r>
+          </w:p>
+        </w:tc>
+        <w:tc>
+          <w:tcPr>
+            <w:tcW w:type="dxa" w:w="1400"/>
+            <w:tcMar>
+              <w:top w:type="dxa" w:w="50"/>
+              <w:left w:type="dxa" w:w="90"/>
+              <w:bottom w:type="dxa" w:w="50"/>
+              <w:right w:type="dxa" w:w="90"/>
+            </w:tcMar>
+          </w:tcPr>
+          <w:p>
+            <w:r>
+              <w:rPr>
+                <w:b w:val="false"/>
+                <w:bCs w:val="false"/>
+                <w:sz w:val="18"/>
+                <w:szCs w:val="18"/>
+              </w:rPr>
+              <w:t xml:space="preserve">1.4%</w:t>
+            </w:r>
+          </w:p>
+        </w:tc>
+        <w:tc>
+          <w:tcPr>
+            <w:tcW w:type="dxa" w:w="2360"/>
+            <w:tcMar>
+              <w:top w:type="dxa" w:w="50"/>
+              <w:left w:type="dxa" w:w="90"/>
+              <w:bottom w:type="dxa" w:w="50"/>
+              <w:right w:type="dxa" w:w="90"/>
+            </w:tcMar>
+          </w:tcPr>
+          <w:p>
+            <w:r>
+              <w:rPr>
+                <w:b w:val="false"/>
+                <w:bCs w:val="false"/>
+                <w:sz w:val="18"/>
+                <w:szCs w:val="18"/>
+              </w:rPr>
+              <w:t xml:space="preserve">1.6%</w:t>
+            </w:r>
+          </w:p>
+        </w:tc>
+        <w:tc>
+          <w:tcPr>
+            <w:tcW w:type="dxa" w:w="1400"/>
+            <w:tcMar>
+              <w:top w:type="dxa" w:w="50"/>
+              <w:left w:type="dxa" w:w="90"/>
+              <w:bottom w:type="dxa" w:w="50"/>
+              <w:right w:type="dxa" w:w="90"/>
+            </w:tcMar>
+          </w:tcPr>
+          <w:p>
+            <w:r>
+              <w:rPr>
+                <w:b w:val="false"/>
+                <w:bCs w:val="false"/>
+                <w:sz w:val="18"/>
+                <w:szCs w:val="18"/>
+              </w:rPr>
+              <w:t xml:space="preserve">0.1825</w:t>
+            </w:r>
+          </w:p>
+        </w:tc>
+      </w:tr>
+      <w:tr>
+        <w:tc>
+          <w:tcPr>
+            <w:tcW w:type="dxa" w:w="1500"/>
+            <w:tcMar>
+              <w:top w:type="dxa" w:w="50"/>
+              <w:left w:type="dxa" w:w="90"/>
+              <w:bottom w:type="dxa" w:w="50"/>
+              <w:right w:type="dxa" w:w="90"/>
+            </w:tcMar>
+          </w:tcPr>
+          <w:p>
+            <w:r>
+              <w:rPr>
+                <w:b w:val="false"/>
+                <w:bCs w:val="false"/>
+                <w:sz w:val="18"/>
+                <w:szCs w:val="18"/>
+              </w:rPr>
+              <w:t xml:space="preserve">100%</w:t>
+            </w:r>
+          </w:p>
+        </w:tc>
+        <w:tc>
+          <w:tcPr>
+            <w:tcW w:type="dxa" w:w="1300"/>
+            <w:tcMar>
+              <w:top w:type="dxa" w:w="50"/>
+              <w:left w:type="dxa" w:w="90"/>
+              <w:bottom w:type="dxa" w:w="50"/>
+              <w:right w:type="dxa" w:w="90"/>
+            </w:tcMar>
+          </w:tcPr>
+          <w:p>
+            <w:r>
+              <w:rPr>
+                <w:b w:val="false"/>
+                <w:bCs w:val="false"/>
+                <w:sz w:val="18"/>
+                <w:szCs w:val="18"/>
+              </w:rPr>
+              <w:t xml:space="preserve">plain NN</w:t>
+            </w:r>
+          </w:p>
+        </w:tc>
+        <w:tc>
+          <w:tcPr>
+            <w:tcW w:type="dxa" w:w="1400"/>
+            <w:tcMar>
+              <w:top w:type="dxa" w:w="50"/>
+              <w:left w:type="dxa" w:w="90"/>
+              <w:bottom w:type="dxa" w:w="50"/>
+              <w:right w:type="dxa" w:w="90"/>
+            </w:tcMar>
+          </w:tcPr>
+          <w:p>
+            <w:r>
+              <w:rPr>
+                <w:b w:val="false"/>
+                <w:bCs w:val="false"/>
+                <w:sz w:val="18"/>
+                <w:szCs w:val="18"/>
+              </w:rPr>
+              <w:t xml:space="preserve">0.17%</w:t>
+            </w:r>
+          </w:p>
+        </w:tc>
+        <w:tc>
+          <w:tcPr>
+            <w:tcW w:type="dxa" w:w="1400"/>
+            <w:tcMar>
+              <w:top w:type="dxa" w:w="50"/>
+              <w:left w:type="dxa" w:w="90"/>
+              <w:bottom w:type="dxa" w:w="50"/>
+              <w:right w:type="dxa" w:w="90"/>
+            </w:tcMar>
+          </w:tcPr>
+          <w:p>
+            <w:r>
+              <w:rPr>
+                <w:b w:val="false"/>
+                <w:bCs w:val="false"/>
+                <w:sz w:val="18"/>
+                <w:szCs w:val="18"/>
+              </w:rPr>
+              <w:t xml:space="preserve">0.5%</w:t>
+            </w:r>
+          </w:p>
+        </w:tc>
+        <w:tc>
+          <w:tcPr>
+            <w:tcW w:type="dxa" w:w="2360"/>
+            <w:tcMar>
+              <w:top w:type="dxa" w:w="50"/>
+              <w:left w:type="dxa" w:w="90"/>
+              <w:bottom w:type="dxa" w:w="50"/>
+              <w:right w:type="dxa" w:w="90"/>
+            </w:tcMar>
+          </w:tcPr>
+          <w:p>
+            <w:r>
+              <w:rPr>
+                <w:b w:val="false"/>
+                <w:bCs w:val="false"/>
+                <w:sz w:val="18"/>
+                <w:szCs w:val="18"/>
+              </w:rPr>
+              <w:t xml:space="preserve">1.3%</w:t>
+            </w:r>
+          </w:p>
+        </w:tc>
+        <w:tc>
+          <w:tcPr>
+            <w:tcW w:type="dxa" w:w="1400"/>
+            <w:tcMar>
+              <w:top w:type="dxa" w:w="50"/>
+              <w:left w:type="dxa" w:w="90"/>
+              <w:bottom w:type="dxa" w:w="50"/>
+              <w:right w:type="dxa" w:w="90"/>
+            </w:tcMar>
+          </w:tcPr>
+          <w:p>
+            <w:r>
+              <w:rPr>
+                <w:b w:val="false"/>
+                <w:bCs w:val="false"/>
+                <w:sz w:val="18"/>
+                <w:szCs w:val="18"/>
+              </w:rPr>
+              <w:t xml:space="preserve">0.1820</w:t>
+            </w:r>
+          </w:p>
+        </w:tc>
+      </w:tr>
+      <w:tr>
+        <w:tc>
+          <w:tcPr>
+            <w:tcW w:type="dxa" w:w="1500"/>
+            <w:tcMar>
+              <w:top w:type="dxa" w:w="50"/>
+              <w:left w:type="dxa" w:w="90"/>
+              <w:bottom w:type="dxa" w:w="50"/>
+              <w:right w:type="dxa" w:w="90"/>
+            </w:tcMar>
+          </w:tcPr>
+          <w:p>
+            <w:r>
+              <w:rPr>
+                <w:b w:val="false"/>
+                <w:bCs w:val="false"/>
+                <w:sz w:val="18"/>
+                <w:szCs w:val="18"/>
+              </w:rPr>
+              <w:t xml:space="preserve">10%</w:t>
+            </w:r>
+          </w:p>
+        </w:tc>
+        <w:tc>
+          <w:tcPr>
+            <w:tcW w:type="dxa" w:w="1300"/>
+            <w:tcMar>
+              <w:top w:type="dxa" w:w="50"/>
+              <w:left w:type="dxa" w:w="90"/>
+              <w:bottom w:type="dxa" w:w="50"/>
+              <w:right w:type="dxa" w:w="90"/>
+            </w:tcMar>
+          </w:tcPr>
+          <w:p>
+            <w:r>
+              <w:rPr>
+                <w:b w:val="false"/>
+                <w:bCs w:val="false"/>
+                <w:sz w:val="18"/>
+                <w:szCs w:val="18"/>
+              </w:rPr>
+              <w:t xml:space="preserve">PINN</w:t>
+            </w:r>
+          </w:p>
+        </w:tc>
+        <w:tc>
+          <w:tcPr>
+            <w:tcW w:type="dxa" w:w="1400"/>
+            <w:tcMar>
+              <w:top w:type="dxa" w:w="50"/>
+              <w:left w:type="dxa" w:w="90"/>
+              <w:bottom w:type="dxa" w:w="50"/>
+              <w:right w:type="dxa" w:w="90"/>
+            </w:tcMar>
+          </w:tcPr>
+          <w:p>
+            <w:r>
+              <w:rPr>
+                <w:b w:val="false"/>
+                <w:bCs w:val="false"/>
+                <w:sz w:val="18"/>
+                <w:szCs w:val="18"/>
+              </w:rPr>
+              <w:t xml:space="preserve">0.63%</w:t>
+            </w:r>
+          </w:p>
+        </w:tc>
+        <w:tc>
+          <w:tcPr>
+            <w:tcW w:type="dxa" w:w="1400"/>
+            <w:tcMar>
+              <w:top w:type="dxa" w:w="50"/>
+              <w:left w:type="dxa" w:w="90"/>
+              <w:bottom w:type="dxa" w:w="50"/>
+              <w:right w:type="dxa" w:w="90"/>
+            </w:tcMar>
+          </w:tcPr>
+          <w:p>
+            <w:r>
+              <w:rPr>
+                <w:b w:val="false"/>
+                <w:bCs w:val="false"/>
+                <w:sz w:val="18"/>
+                <w:szCs w:val="18"/>
+              </w:rPr>
+              <w:t xml:space="preserve">1.3%</w:t>
+            </w:r>
+          </w:p>
+        </w:tc>
+        <w:tc>
+          <w:tcPr>
+            <w:tcW w:type="dxa" w:w="2360"/>
+            <w:tcMar>
+              <w:top w:type="dxa" w:w="50"/>
+              <w:left w:type="dxa" w:w="90"/>
+              <w:bottom w:type="dxa" w:w="50"/>
+              <w:right w:type="dxa" w:w="90"/>
+            </w:tcMar>
+          </w:tcPr>
+          <w:p>
+            <w:r>
+              <w:rPr>
+                <w:b w:val="false"/>
+                <w:bCs w:val="false"/>
+                <w:sz w:val="18"/>
+                <w:szCs w:val="18"/>
+              </w:rPr>
+              <w:t xml:space="preserve">4.3%</w:t>
+            </w:r>
+          </w:p>
+        </w:tc>
+        <w:tc>
+          <w:tcPr>
+            <w:tcW w:type="dxa" w:w="1400"/>
+            <w:tcMar>
+              <w:top w:type="dxa" w:w="50"/>
+              <w:left w:type="dxa" w:w="90"/>
+              <w:bottom w:type="dxa" w:w="50"/>
+              <w:right w:type="dxa" w:w="90"/>
+            </w:tcMar>
+          </w:tcPr>
+          <w:p>
+            <w:r>
+              <w:rPr>
+                <w:b w:val="false"/>
+                <w:bCs w:val="false"/>
+                <w:sz w:val="18"/>
+                <w:szCs w:val="18"/>
+              </w:rPr>
+              <w:t xml:space="preserve">0.1803</w:t>
+            </w:r>
+          </w:p>
+        </w:tc>
+      </w:tr>
+      <w:tr>
+        <w:tc>
+          <w:tcPr>
+            <w:tcW w:type="dxa" w:w="1500"/>
+            <w:tcMar>
+              <w:top w:type="dxa" w:w="50"/>
+              <w:left w:type="dxa" w:w="90"/>
+              <w:bottom w:type="dxa" w:w="50"/>
+              <w:right w:type="dxa" w:w="90"/>
+            </w:tcMar>
+          </w:tcPr>
+          <w:p>
+            <w:r>
+              <w:rPr>
+                <w:b w:val="false"/>
+                <w:bCs w:val="false"/>
+                <w:sz w:val="18"/>
+                <w:szCs w:val="18"/>
+              </w:rPr>
+              <w:t xml:space="preserve">10%</w:t>
+            </w:r>
+          </w:p>
+        </w:tc>
+        <w:tc>
+          <w:tcPr>
+            <w:tcW w:type="dxa" w:w="1300"/>
+            <w:tcMar>
+              <w:top w:type="dxa" w:w="50"/>
+              <w:left w:type="dxa" w:w="90"/>
+              <w:bottom w:type="dxa" w:w="50"/>
+              <w:right w:type="dxa" w:w="90"/>
+            </w:tcMar>
+          </w:tcPr>
+          <w:p>
+            <w:r>
+              <w:rPr>
+                <w:b w:val="false"/>
+                <w:bCs w:val="false"/>
+                <w:sz w:val="18"/>
+                <w:szCs w:val="18"/>
+              </w:rPr>
+              <w:t xml:space="preserve">plain NN</w:t>
+            </w:r>
+          </w:p>
+        </w:tc>
+        <w:tc>
+          <w:tcPr>
+            <w:tcW w:type="dxa" w:w="1400"/>
+            <w:tcMar>
+              <w:top w:type="dxa" w:w="50"/>
+              <w:left w:type="dxa" w:w="90"/>
+              <w:bottom w:type="dxa" w:w="50"/>
+              <w:right w:type="dxa" w:w="90"/>
+            </w:tcMar>
+          </w:tcPr>
+          <w:p>
+            <w:r>
+              <w:rPr>
+                <w:b w:val="false"/>
+                <w:bCs w:val="false"/>
+                <w:sz w:val="18"/>
+                <w:szCs w:val="18"/>
+              </w:rPr>
+              <w:t xml:space="preserve">0.20%</w:t>
+            </w:r>
+          </w:p>
+        </w:tc>
+        <w:tc>
+          <w:tcPr>
+            <w:tcW w:type="dxa" w:w="1400"/>
+            <w:tcMar>
+              <w:top w:type="dxa" w:w="50"/>
+              <w:left w:type="dxa" w:w="90"/>
+              <w:bottom w:type="dxa" w:w="50"/>
+              <w:right w:type="dxa" w:w="90"/>
+            </w:tcMar>
+          </w:tcPr>
+          <w:p>
+            <w:r>
+              <w:rPr>
+                <w:b w:val="false"/>
+                <w:bCs w:val="false"/>
+                <w:sz w:val="18"/>
+                <w:szCs w:val="18"/>
+              </w:rPr>
+              <w:t xml:space="preserve">0.6%</w:t>
+            </w:r>
+          </w:p>
+        </w:tc>
+        <w:tc>
+          <w:tcPr>
+            <w:tcW w:type="dxa" w:w="2360"/>
+            <w:tcMar>
+              <w:top w:type="dxa" w:w="50"/>
+              <w:left w:type="dxa" w:w="90"/>
+              <w:bottom w:type="dxa" w:w="50"/>
+              <w:right w:type="dxa" w:w="90"/>
+            </w:tcMar>
+          </w:tcPr>
+          <w:p>
+            <w:r>
+              <w:rPr>
+                <w:b w:val="false"/>
+                <w:bCs w:val="false"/>
+                <w:sz w:val="18"/>
+                <w:szCs w:val="18"/>
+              </w:rPr>
+              <w:t xml:space="preserve">1.7%</w:t>
+            </w:r>
+          </w:p>
+        </w:tc>
+        <w:tc>
+          <w:tcPr>
+            <w:tcW w:type="dxa" w:w="1400"/>
+            <w:tcMar>
+              <w:top w:type="dxa" w:w="50"/>
+              <w:left w:type="dxa" w:w="90"/>
+              <w:bottom w:type="dxa" w:w="50"/>
+              <w:right w:type="dxa" w:w="90"/>
+            </w:tcMar>
+          </w:tcPr>
+          <w:p>
+            <w:r>
+              <w:rPr>
+                <w:b w:val="false"/>
+                <w:bCs w:val="false"/>
+                <w:sz w:val="18"/>
+                <w:szCs w:val="18"/>
+              </w:rPr>
+              <w:t xml:space="preserve">0.1813</w:t>
+            </w:r>
+          </w:p>
+        </w:tc>
+      </w:tr>
+      <w:tr>
+        <w:tc>
+          <w:tcPr>
+            <w:tcW w:type="dxa" w:w="1500"/>
+            <w:shd w:fill="E8F5E9" w:color="auto" w:val="clear"/>
+            <w:tcMar>
+              <w:top w:type="dxa" w:w="50"/>
+              <w:left w:type="dxa" w:w="90"/>
+              <w:bottom w:type="dxa" w:w="50"/>
+              <w:right w:type="dxa" w:w="90"/>
+            </w:tcMar>
+          </w:tcPr>
+          <w:p>
+            <w:r>
+              <w:rPr>
+                <w:b w:val="false"/>
+                <w:bCs w:val="false"/>
+                <w:sz w:val="18"/>
+                <w:szCs w:val="18"/>
+              </w:rPr>
+              <w:t xml:space="preserve">1% (3 seeds)</w:t>
+            </w:r>
+          </w:p>
+        </w:tc>
+        <w:tc>
+          <w:tcPr>
+            <w:tcW w:type="dxa" w:w="1300"/>
+            <w:shd w:fill="E8F5E9" w:color="auto" w:val="clear"/>
+            <w:tcMar>
+              <w:top w:type="dxa" w:w="50"/>
+              <w:left w:type="dxa" w:w="90"/>
+              <w:bottom w:type="dxa" w:w="50"/>
+              <w:right w:type="dxa" w:w="90"/>
+            </w:tcMar>
+          </w:tcPr>
+          <w:p>
+            <w:r>
+              <w:rPr>
+                <w:b w:val="false"/>
+                <w:bCs w:val="false"/>
+                <w:sz w:val="18"/>
+                <w:szCs w:val="18"/>
+              </w:rPr>
+              <w:t xml:space="preserve">PINN</w:t>
+            </w:r>
+          </w:p>
+        </w:tc>
+        <w:tc>
+          <w:tcPr>
+            <w:tcW w:type="dxa" w:w="1400"/>
+            <w:shd w:fill="E8F5E9" w:color="auto" w:val="clear"/>
+            <w:tcMar>
+              <w:top w:type="dxa" w:w="50"/>
+              <w:left w:type="dxa" w:w="90"/>
+              <w:bottom w:type="dxa" w:w="50"/>
+              <w:right w:type="dxa" w:w="90"/>
+            </w:tcMar>
+          </w:tcPr>
+          <w:p>
+            <w:r>
+              <w:rPr>
+                <w:b w:val="false"/>
+                <w:bCs w:val="false"/>
+                <w:sz w:val="18"/>
+                <w:szCs w:val="18"/>
+              </w:rPr>
+              <w:t xml:space="preserve">1.1-1.5%</w:t>
+            </w:r>
+          </w:p>
+        </w:tc>
+        <w:tc>
+          <w:tcPr>
+            <w:tcW w:type="dxa" w:w="1400"/>
+            <w:shd w:fill="E8F5E9" w:color="auto" w:val="clear"/>
+            <w:tcMar>
+              <w:top w:type="dxa" w:w="50"/>
+              <w:left w:type="dxa" w:w="90"/>
+              <w:bottom w:type="dxa" w:w="50"/>
+              <w:right w:type="dxa" w:w="90"/>
+            </w:tcMar>
+          </w:tcPr>
+          <w:p>
+            <w:r>
+              <w:rPr>
+                <w:b w:val="false"/>
+                <w:bCs w:val="false"/>
+                <w:sz w:val="18"/>
+                <w:szCs w:val="18"/>
+              </w:rPr>
+              <w:t xml:space="preserve">1.6-2.5%</w:t>
+            </w:r>
+          </w:p>
+        </w:tc>
+        <w:tc>
+          <w:tcPr>
+            <w:tcW w:type="dxa" w:w="2360"/>
+            <w:shd w:fill="E8F5E9" w:color="auto" w:val="clear"/>
+            <w:tcMar>
+              <w:top w:type="dxa" w:w="50"/>
+              <w:left w:type="dxa" w:w="90"/>
+              <w:bottom w:type="dxa" w:w="50"/>
+              <w:right w:type="dxa" w:w="90"/>
+            </w:tcMar>
+          </w:tcPr>
+          <w:p>
+            <w:r>
+              <w:rPr>
+                <w:b w:val="false"/>
+                <w:bCs w:val="false"/>
+                <w:sz w:val="18"/>
+                <w:szCs w:val="18"/>
+              </w:rPr>
+              <w:t xml:space="preserve">2.0-8.8% (mean 5.2%)</w:t>
+            </w:r>
+          </w:p>
+        </w:tc>
+        <w:tc>
+          <w:tcPr>
+            <w:tcW w:type="dxa" w:w="1400"/>
+            <w:shd w:fill="E8F5E9" w:color="auto" w:val="clear"/>
+            <w:tcMar>
+              <w:top w:type="dxa" w:w="50"/>
+              <w:left w:type="dxa" w:w="90"/>
+              <w:bottom w:type="dxa" w:w="50"/>
+              <w:right w:type="dxa" w:w="90"/>
+            </w:tcMar>
+          </w:tcPr>
+          <w:p>
+            <w:r>
+              <w:rPr>
+                <w:b w:val="false"/>
+                <w:bCs w:val="false"/>
+                <w:sz w:val="18"/>
+                <w:szCs w:val="18"/>
+              </w:rPr>
+              <w:t xml:space="preserve">0.169-0.177</w:t>
+            </w:r>
+          </w:p>
+        </w:tc>
+      </w:tr>
+      <w:tr>
+        <w:tc>
+          <w:tcPr>
+            <w:tcW w:type="dxa" w:w="1500"/>
+            <w:tcMar>
+              <w:top w:type="dxa" w:w="50"/>
+              <w:left w:type="dxa" w:w="90"/>
+              <w:bottom w:type="dxa" w:w="50"/>
+              <w:right w:type="dxa" w:w="90"/>
+            </w:tcMar>
+          </w:tcPr>
+          <w:p>
+            <w:r>
+              <w:rPr>
+                <w:b w:val="false"/>
+                <w:bCs w:val="false"/>
+                <w:sz w:val="18"/>
+                <w:szCs w:val="18"/>
+              </w:rPr>
+              <w:t xml:space="preserve">1% (3 seeds)</w:t>
+            </w:r>
+          </w:p>
+        </w:tc>
+        <w:tc>
+          <w:tcPr>
+            <w:tcW w:type="dxa" w:w="1300"/>
+            <w:tcMar>
+              <w:top w:type="dxa" w:w="50"/>
+              <w:left w:type="dxa" w:w="90"/>
+              <w:bottom w:type="dxa" w:w="50"/>
+              <w:right w:type="dxa" w:w="90"/>
+            </w:tcMar>
+          </w:tcPr>
+          <w:p>
+            <w:r>
+              <w:rPr>
+                <w:b w:val="false"/>
+                <w:bCs w:val="false"/>
+                <w:sz w:val="18"/>
+                <w:szCs w:val="18"/>
+              </w:rPr>
+              <w:t xml:space="preserve">plain NN</w:t>
+            </w:r>
+          </w:p>
+        </w:tc>
+        <w:tc>
+          <w:tcPr>
+            <w:tcW w:type="dxa" w:w="1400"/>
+            <w:tcMar>
+              <w:top w:type="dxa" w:w="50"/>
+              <w:left w:type="dxa" w:w="90"/>
+              <w:bottom w:type="dxa" w:w="50"/>
+              <w:right w:type="dxa" w:w="90"/>
+            </w:tcMar>
+          </w:tcPr>
+          <w:p>
+            <w:r>
+              <w:rPr>
+                <w:b w:val="false"/>
+                <w:bCs w:val="false"/>
+                <w:sz w:val="18"/>
+                <w:szCs w:val="18"/>
+              </w:rPr>
+              <w:t xml:space="preserve">1.7-2.4%</w:t>
+            </w:r>
+          </w:p>
+        </w:tc>
+        <w:tc>
+          <w:tcPr>
+            <w:tcW w:type="dxa" w:w="1400"/>
+            <w:tcMar>
+              <w:top w:type="dxa" w:w="50"/>
+              <w:left w:type="dxa" w:w="90"/>
+              <w:bottom w:type="dxa" w:w="50"/>
+              <w:right w:type="dxa" w:w="90"/>
+            </w:tcMar>
+          </w:tcPr>
+          <w:p>
+            <w:r>
+              <w:rPr>
+                <w:b w:val="false"/>
+                <w:bCs w:val="false"/>
+                <w:sz w:val="18"/>
+                <w:szCs w:val="18"/>
+              </w:rPr>
+              <w:t xml:space="preserve">1.9-3.4%</w:t>
+            </w:r>
+          </w:p>
+        </w:tc>
+        <w:tc>
+          <w:tcPr>
+            <w:tcW w:type="dxa" w:w="2360"/>
+            <w:tcMar>
+              <w:top w:type="dxa" w:w="50"/>
+              <w:left w:type="dxa" w:w="90"/>
+              <w:bottom w:type="dxa" w:w="50"/>
+              <w:right w:type="dxa" w:w="90"/>
+            </w:tcMar>
+          </w:tcPr>
+          <w:p>
+            <w:r>
+              <w:rPr>
+                <w:b w:val="false"/>
+                <w:bCs w:val="false"/>
+                <w:sz w:val="18"/>
+                <w:szCs w:val="18"/>
+              </w:rPr>
+              <w:t xml:space="preserve">10.6-33.7% (mean 18.4%)</w:t>
+            </w:r>
+          </w:p>
+        </w:tc>
+        <w:tc>
+          <w:tcPr>
+            <w:tcW w:type="dxa" w:w="1400"/>
+            <w:tcMar>
+              <w:top w:type="dxa" w:w="50"/>
+              <w:left w:type="dxa" w:w="90"/>
+              <w:bottom w:type="dxa" w:w="50"/>
+              <w:right w:type="dxa" w:w="90"/>
+            </w:tcMar>
+          </w:tcPr>
+          <w:p>
+            <w:r>
+              <w:rPr>
+                <w:b w:val="false"/>
+                <w:bCs w:val="false"/>
+                <w:sz w:val="18"/>
+                <w:szCs w:val="18"/>
+              </w:rPr>
+              <w:t xml:space="preserve">0.169-0.191</w:t>
+            </w:r>
+          </w:p>
+        </w:tc>
+      </w:tr>
+      <w:tr>
+        <w:tc>
+          <w:tcPr>
+            <w:tcW w:type="dxa" w:w="1500"/>
+            <w:shd w:fill="E8F5E9" w:color="auto" w:val="clear"/>
+            <w:tcMar>
+              <w:top w:type="dxa" w:w="50"/>
+              <w:left w:type="dxa" w:w="90"/>
+              <w:bottom w:type="dxa" w:w="50"/>
+              <w:right w:type="dxa" w:w="90"/>
+            </w:tcMar>
+          </w:tcPr>
+          <w:p>
+            <w:r>
+              <w:rPr>
+                <w:b w:val="false"/>
+                <w:bCs w:val="false"/>
+                <w:sz w:val="18"/>
+                <w:szCs w:val="18"/>
+              </w:rPr>
+              <w:t xml:space="preserve">4 lines</w:t>
+            </w:r>
+          </w:p>
+        </w:tc>
+        <w:tc>
+          <w:tcPr>
+            <w:tcW w:type="dxa" w:w="1300"/>
+            <w:shd w:fill="E8F5E9" w:color="auto" w:val="clear"/>
+            <w:tcMar>
+              <w:top w:type="dxa" w:w="50"/>
+              <w:left w:type="dxa" w:w="90"/>
+              <w:bottom w:type="dxa" w:w="50"/>
+              <w:right w:type="dxa" w:w="90"/>
+            </w:tcMar>
+          </w:tcPr>
+          <w:p>
+            <w:r>
+              <w:rPr>
+                <w:b w:val="false"/>
+                <w:bCs w:val="false"/>
+                <w:sz w:val="18"/>
+                <w:szCs w:val="18"/>
+              </w:rPr>
+              <w:t xml:space="preserve">PINN</w:t>
+            </w:r>
+          </w:p>
+        </w:tc>
+        <w:tc>
+          <w:tcPr>
+            <w:tcW w:type="dxa" w:w="1400"/>
+            <w:shd w:fill="E8F5E9" w:color="auto" w:val="clear"/>
+            <w:tcMar>
+              <w:top w:type="dxa" w:w="50"/>
+              <w:left w:type="dxa" w:w="90"/>
+              <w:bottom w:type="dxa" w:w="50"/>
+              <w:right w:type="dxa" w:w="90"/>
+            </w:tcMar>
+          </w:tcPr>
+          <w:p>
+            <w:r>
+              <w:rPr>
+                <w:b w:val="false"/>
+                <w:bCs w:val="false"/>
+                <w:sz w:val="18"/>
+                <w:szCs w:val="18"/>
+              </w:rPr>
+              <w:t xml:space="preserve">3.7%</w:t>
+            </w:r>
+          </w:p>
+        </w:tc>
+        <w:tc>
+          <w:tcPr>
+            <w:tcW w:type="dxa" w:w="1400"/>
+            <w:shd w:fill="E8F5E9" w:color="auto" w:val="clear"/>
+            <w:tcMar>
+              <w:top w:type="dxa" w:w="50"/>
+              <w:left w:type="dxa" w:w="90"/>
+              <w:bottom w:type="dxa" w:w="50"/>
+              <w:right w:type="dxa" w:w="90"/>
+            </w:tcMar>
+          </w:tcPr>
+          <w:p>
+            <w:r>
+              <w:rPr>
+                <w:b w:val="false"/>
+                <w:bCs w:val="false"/>
+                <w:sz w:val="18"/>
+                <w:szCs w:val="18"/>
+              </w:rPr>
+              <w:t xml:space="preserve">9.7%</w:t>
+            </w:r>
+          </w:p>
+        </w:tc>
+        <w:tc>
+          <w:tcPr>
+            <w:tcW w:type="dxa" w:w="2360"/>
+            <w:shd w:fill="E8F5E9" w:color="auto" w:val="clear"/>
+            <w:tcMar>
+              <w:top w:type="dxa" w:w="50"/>
+              <w:left w:type="dxa" w:w="90"/>
+              <w:bottom w:type="dxa" w:w="50"/>
+              <w:right w:type="dxa" w:w="90"/>
+            </w:tcMar>
+          </w:tcPr>
+          <w:p>
+            <w:r>
+              <w:rPr>
+                <w:b w:val="false"/>
+                <w:bCs w:val="false"/>
+                <w:sz w:val="18"/>
+                <w:szCs w:val="18"/>
+              </w:rPr>
+              <w:t xml:space="preserve">18%</w:t>
+            </w:r>
+          </w:p>
+        </w:tc>
+        <w:tc>
+          <w:tcPr>
+            <w:tcW w:type="dxa" w:w="1400"/>
+            <w:shd w:fill="E8F5E9" w:color="auto" w:val="clear"/>
+            <w:tcMar>
+              <w:top w:type="dxa" w:w="50"/>
+              <w:left w:type="dxa" w:w="90"/>
+              <w:bottom w:type="dxa" w:w="50"/>
+              <w:right w:type="dxa" w:w="90"/>
+            </w:tcMar>
+          </w:tcPr>
+          <w:p>
+            <w:r>
+              <w:rPr>
+                <w:b w:val="false"/>
+                <w:bCs w:val="false"/>
+                <w:sz w:val="18"/>
+                <w:szCs w:val="18"/>
+              </w:rPr>
+              <w:t xml:space="preserve">0.147</w:t>
+            </w:r>
+          </w:p>
+        </w:tc>
+      </w:tr>
+      <w:tr>
+        <w:tc>
+          <w:tcPr>
+            <w:tcW w:type="dxa" w:w="1500"/>
+            <w:tcMar>
+              <w:top w:type="dxa" w:w="50"/>
+              <w:left w:type="dxa" w:w="90"/>
+              <w:bottom w:type="dxa" w:w="50"/>
+              <w:right w:type="dxa" w:w="90"/>
+            </w:tcMar>
+          </w:tcPr>
+          <w:p>
+            <w:r>
+              <w:rPr>
+                <w:b w:val="false"/>
+                <w:bCs w:val="false"/>
+                <w:sz w:val="18"/>
+                <w:szCs w:val="18"/>
+              </w:rPr>
+              <w:t xml:space="preserve">4 lines</w:t>
+            </w:r>
+          </w:p>
+        </w:tc>
+        <w:tc>
+          <w:tcPr>
+            <w:tcW w:type="dxa" w:w="1300"/>
+            <w:tcMar>
+              <w:top w:type="dxa" w:w="50"/>
+              <w:left w:type="dxa" w:w="90"/>
+              <w:bottom w:type="dxa" w:w="50"/>
+              <w:right w:type="dxa" w:w="90"/>
+            </w:tcMar>
+          </w:tcPr>
+          <w:p>
+            <w:r>
+              <w:rPr>
+                <w:b w:val="false"/>
+                <w:bCs w:val="false"/>
+                <w:sz w:val="18"/>
+                <w:szCs w:val="18"/>
+              </w:rPr>
+              <w:t xml:space="preserve">plain NN</w:t>
+            </w:r>
+          </w:p>
+        </w:tc>
+        <w:tc>
+          <w:tcPr>
+            <w:tcW w:type="dxa" w:w="1400"/>
+            <w:tcMar>
+              <w:top w:type="dxa" w:w="50"/>
+              <w:left w:type="dxa" w:w="90"/>
+              <w:bottom w:type="dxa" w:w="50"/>
+              <w:right w:type="dxa" w:w="90"/>
+            </w:tcMar>
+          </w:tcPr>
+          <w:p>
+            <w:r>
+              <w:rPr>
+                <w:b w:val="false"/>
+                <w:bCs w:val="false"/>
+                <w:sz w:val="18"/>
+                <w:szCs w:val="18"/>
+              </w:rPr>
+              <w:t xml:space="preserve">24.7%</w:t>
+            </w:r>
+          </w:p>
+        </w:tc>
+        <w:tc>
+          <w:tcPr>
+            <w:tcW w:type="dxa" w:w="1400"/>
+            <w:tcMar>
+              <w:top w:type="dxa" w:w="50"/>
+              <w:left w:type="dxa" w:w="90"/>
+              <w:bottom w:type="dxa" w:w="50"/>
+              <w:right w:type="dxa" w:w="90"/>
+            </w:tcMar>
+          </w:tcPr>
+          <w:p>
+            <w:r>
+              <w:rPr>
+                <w:b w:val="false"/>
+                <w:bCs w:val="false"/>
+                <w:sz w:val="18"/>
+                <w:szCs w:val="18"/>
+              </w:rPr>
+              <w:t xml:space="preserve">16%</w:t>
+            </w:r>
+          </w:p>
+        </w:tc>
+        <w:tc>
+          <w:tcPr>
+            <w:tcW w:type="dxa" w:w="2360"/>
+            <w:tcMar>
+              <w:top w:type="dxa" w:w="50"/>
+              <w:left w:type="dxa" w:w="90"/>
+              <w:bottom w:type="dxa" w:w="50"/>
+              <w:right w:type="dxa" w:w="90"/>
+            </w:tcMar>
+          </w:tcPr>
+          <w:p>
+            <w:r>
+              <w:rPr>
+                <w:b w:val="false"/>
+                <w:bCs w:val="false"/>
+                <w:sz w:val="18"/>
+                <w:szCs w:val="18"/>
+              </w:rPr>
+              <w:t xml:space="preserve">17.5%</w:t>
+            </w:r>
+          </w:p>
+        </w:tc>
+        <w:tc>
+          <w:tcPr>
+            <w:tcW w:type="dxa" w:w="1400"/>
+            <w:tcMar>
+              <w:top w:type="dxa" w:w="50"/>
+              <w:left w:type="dxa" w:w="90"/>
+              <w:bottom w:type="dxa" w:w="50"/>
+              <w:right w:type="dxa" w:w="90"/>
+            </w:tcMar>
+          </w:tcPr>
+          <w:p>
+            <w:r>
+              <w:rPr>
+                <w:b w:val="false"/>
+                <w:bCs w:val="false"/>
+                <w:sz w:val="18"/>
+                <w:szCs w:val="18"/>
+              </w:rPr>
+              <w:t xml:space="preserve">0.121</w:t>
+            </w:r>
+          </w:p>
+        </w:tc>
+      </w:tr>
+    </w:tbl>
+    <w:p>
+      <w:pPr>
+        <w:spacing w:after="80"/>
+      </w:pPr>
     </w:p>
     <w:p>
       <w:pPr>
@@ -6478,7 +8279,14 @@
         <w:spacing w:after="60"/>
       </w:pPr>
       <w:r>
-        <w:t xml:space="preserve">Steady RANS (k-omega SST): no gap vortex street, no secondary flow, constant Pr_t = 0.9. This causes the gap and iso-flux differences from the DNS.</w:t>
+        <w:rPr>
+          <w:b/>
+          <w:bCs/>
+        </w:rPr>
+        <w:t xml:space="preserve">Dense data (100%, 10%): </w:t>
+      </w:r>
+      <w:r>
+        <w:t xml:space="preserve">the plain network fits the CFD 2-3x more closely. The PINN's advantage there is physical consistency: its fields satisfy the equations about 10x better (momentum residual 0.15-0.27 x G vs 1.8-9 x G).</w:t>
       </w:r>
     </w:p>
     <w:p>
@@ -6491,7 +8299,14 @@
         <w:spacing w:after="60"/>
       </w:pPr>
       <w:r>
-        <w:t xml:space="preserve">Unit cell with symmetry planes, not the DNS's confined six-rod domain; the DNS central cell's local bulk velocity is not published.</w:t>
+        <w:rPr>
+          <w:b/>
+          <w:bCs/>
+        </w:rPr>
+        <w:t xml:space="preserve">1% of the data (48 cells): </w:t>
+      </w:r>
+      <w:r>
+        <w:t xml:space="preserve">the PINN wins in all three seeds on velocity, temperature and the worst Nusselt error (mean 5% vs 18%). This is the regime of the research question.</w:t>
       </w:r>
     </w:p>
     <w:p>
@@ -6504,7 +8319,43 @@
         <w:spacing w:after="60"/>
       </w:pPr>
       <w:r>
-        <w:t xml:space="preserve">Paper values in Section 4 are read by eye (+-5-10%) until the figures are digitized.</w:t>
+        <w:rPr>
+          <w:b/>
+          <w:bCs/>
+        </w:rPr>
+        <w:t xml:space="preserve">Lines only: </w:t>
+      </w:r>
+      <w:r>
+        <w:t xml:space="preserve">the PINN reconstructs the flow about 7x better (w 3.7% vs 24.7%), but neither model gets Nu right (up to ~18% off): four lines carry too little near-wall thermal information.</w:t>
+      </w:r>
+    </w:p>
+    <w:p>
+      <w:pPr>
+        <w:pBdr>
+          <w:left w:val="single" w:color="E0A030" w:sz="18" w:space="6"/>
+        </w:pBdr>
+        <w:shd w:fill="FDECEA" w:color="auto" w:val="clear"/>
+        <w:spacing w:after="60" w:before="60"/>
+        <w:ind w:left="120"/>
+      </w:pPr>
+      <w:r>
+        <w:rPr>
+          <w:b/>
+          <w:bCs/>
+        </w:rPr>
+        <w:t xml:space="preserve">Correction: </w:t>
+      </w:r>
+      <w:r>
+        <w:t xml:space="preserve">an earlier claim in this session (and in E5) was that without physics 'dp/dz is 36% off and iso-flux Nu is meaningless'. That compared the plain network's untrained pressure-gradient parameter and used the network's own wall flux for iso-flux Nu. With fair metrics the plain network is fine when data is dense; the physics pays off when data is scarce.</w:t>
+      </w:r>
+    </w:p>
+    <w:p>
+      <w:pPr>
+        <w:pStyle w:val="Heading1"/>
+        <w:spacing w:after="160" w:before="360"/>
+      </w:pPr>
+      <w:r>
+        <w:t xml:space="preserve">6. Honest limitations to state in the paper</w:t>
       </w:r>
     </w:p>
     <w:p>
@@ -6517,7 +8368,7 @@
         <w:spacing w:after="60"/>
       </w:pPr>
       <w:r>
-        <w:t xml:space="preserve">PINN results in Section 5.3-5.4 are from the test copy; the final numbers must come from your own run.</w:t>
+        <w:t xml:space="preserve">Steady RANS (k-omega SST): no gap vortex street, no secondary flow, constant Pr_t = 0.9. This causes the gap and iso-flux differences from the DNS.</w:t>
       </w:r>
     </w:p>
     <w:p>
@@ -6530,7 +8381,7 @@
         <w:spacing w:after="60"/>
       </w:pPr>
       <w:r>
-        <w:t xml:space="preserve">PDE residuals are reduced, not zero; Pr 7 is the least accurate case and has no DNS counterpart.</w:t>
+        <w:t xml:space="preserve">Unit cell with symmetry planes, not the DNS's confined six-rod domain; the DNS central cell's local bulk velocity is not published.</w:t>
       </w:r>
     </w:p>
     <w:p>
@@ -6543,7 +8394,59 @@
         <w:spacing w:after="60"/>
       </w:pPr>
       <w:r>
+        <w:t xml:space="preserve">Paper values in Section 4 are read by eye (+-5-10%) until the figures are digitized.</w:t>
+      </w:r>
+    </w:p>
+    <w:p>
+      <w:pPr>
+        <w:pStyle w:val="ListParagraph"/>
+        <w:numPr>
+          <w:ilvl w:val="0"/>
+          <w:numId w:val="3"/>
+        </w:numPr>
+        <w:spacing w:after="60"/>
+      </w:pPr>
+      <w:r>
+        <w:t xml:space="preserve">PINN results in Section 5.3-5.4 are from the test copy; the final numbers must come from your own run.</w:t>
+      </w:r>
+    </w:p>
+    <w:p>
+      <w:pPr>
+        <w:pStyle w:val="ListParagraph"/>
+        <w:numPr>
+          <w:ilvl w:val="0"/>
+          <w:numId w:val="3"/>
+        </w:numPr>
+        <w:spacing w:after="60"/>
+      </w:pPr>
+      <w:r>
+        <w:t xml:space="preserve">PDE residuals are reduced, not zero; Pr 7 is the least accurate case and has no DNS counterpart.</w:t>
+      </w:r>
+    </w:p>
+    <w:p>
+      <w:pPr>
+        <w:pStyle w:val="ListParagraph"/>
+        <w:numPr>
+          <w:ilvl w:val="0"/>
+          <w:numId w:val="3"/>
+        </w:numPr>
+        <w:spacing w:after="60"/>
+      </w:pPr>
+      <w:r>
         <w:t xml:space="preserve">Single Reynolds number (9800); temperatures only at the trained Pr values.</w:t>
+      </w:r>
+    </w:p>
+    <w:p>
+      <w:pPr>
+        <w:pStyle w:val="ListParagraph"/>
+        <w:numPr>
+          <w:ilvl w:val="0"/>
+          <w:numId w:val="3"/>
+        </w:numPr>
+        <w:spacing w:after="60"/>
+      </w:pPr>
+      <w:r>
+        <w:t xml:space="preserve">Sparse-data results: 3 seeds only for the 1% rows, one seed elsewhere; all from the test copy until rerun on your data.</w:t>
       </w:r>
     </w:p>
     <w:p>
@@ -6565,7 +8468,7 @@
         <w:spacing w:after="60"/>
       </w:pPr>
       <w:r>
-        <w:t xml:space="preserve">Run the updated notebook top to bottom (Kernel &gt; Restart first; about 30-60 min of training).</w:t>
+        <w:t xml:space="preserve">Run the full-data notebook training on your machine (Steps 1-5) and record dp/dz, held-out errors and the Nusselt table.</w:t>
       </w:r>
     </w:p>
     <w:p>
@@ -6578,7 +8481,7 @@
         <w:spacing w:after="60"/>
       </w:pPr>
       <w:r>
-        <w:t xml:space="preserve">Record: learned dp/dz (expect ~0.182), held-out error table, Nusselt table (PINN_vs_CFD should be within ~2%).</w:t>
+        <w:t xml:space="preserve">Run notebook Step 6 (1% PINN vs plain NN) on your data; then the full table overnight (RUN_ALL = True).</w:t>
       </w:r>
     </w:p>
     <w:p>
@@ -6591,7 +8494,7 @@
         <w:spacing w:after="60"/>
       </w:pPr>
       <w:r>
-        <w:t xml:space="preserve">Digitize DNS Figs 7 and 12a (then 6 and 11a) into digitized_data/ for the remaining independent comparisons.</w:t>
+        <w:t xml:space="preserve">Add seeds for the lines-only and 10% rows.</w:t>
       </w:r>
     </w:p>
     <w:p>
@@ -6604,7 +8507,7 @@
         <w:spacing w:after="60"/>
       </w:pPr>
       <w:r>
-        <w:t xml:space="preserve">Optional: run the thermal case longer to close the Pr 7 heat balance (0.36%).</w:t>
+        <w:t xml:space="preserve">Explainability: residual maps and energy-budget split on the best model; sensor importance from the sparse runs.</w:t>
       </w:r>
     </w:p>
     <w:p>
@@ -6617,7 +8520,20 @@
         <w:spacing w:after="60"/>
       </w:pPr>
       <w:r>
-        <w:t xml:space="preserve">Update the older project-plan PDF and professor docx, which still describe the superseded set-up.</w:t>
+        <w:t xml:space="preserve">Mesh-refinement check of the CFD; digitize DNS Figs 6, 7, 11a, 12a.</w:t>
+      </w:r>
+    </w:p>
+    <w:p>
+      <w:pPr>
+        <w:pStyle w:val="ListParagraph"/>
+        <w:numPr>
+          <w:ilvl w:val="0"/>
+          <w:numId w:val="2"/>
+        </w:numPr>
+        <w:spacing w:after="60"/>
+      </w:pPr>
+      <w:r>
+        <w:t xml:space="preserve">Update the older project-plan PDF and professor docx.</w:t>
       </w:r>
     </w:p>
     <w:sectPr>
